--- a/Docs/PlatformArchutecture/Concepts/00B_Web_Servers_HTTP_REST_APIs.docx
+++ b/Docs/PlatformArchutecture/Concepts/00B_Web_Servers_HTTP_REST_APIs.docx
@@ -28,18 +28,13 @@
     </w:p>
     <w:p>
       <w:r>
-        <w:t xml:space="preserve">From a mobile app request to a Python backend response — with WebRTC signalling as the practical RedDust </w:t>
-      </w:r>
-      <w:r>
-        <w:t>example.</w:t>
+        <w:t>From a mobile app request to a Python backend response — with WebRTC signalling as the practical RedDust example.</w:t>
       </w:r>
     </w:p>
     <w:p>
       <w:r>
         <w:br w:type="page"/>
       </w:r>
-      <w:bookmarkStart w:id="0" w:name="_GoBack"/>
-      <w:bookmarkEnd w:id="0"/>
     </w:p>
     <w:p>
       <w:pPr>
@@ -52,18 +47,12 @@
     </w:p>
     <w:p>
       <w:r>
-        <w:t>Imagine a user opens the RedDust mobile application and taps to begin a voice conversation with Syan. The phone must communicate with backend software to authenticate the user, retrieve a profile, in</w:t>
-      </w:r>
-      <w:r>
-        <w:t>itialize a session and negotiate a WebRTC connection.</w:t>
-      </w:r>
-    </w:p>
-    <w:p>
-      <w:r>
-        <w:t>A client initiates requests; a server listens for requests, runs application logic and returns responses. A web server is software, not necessarily a separate computer: it can run on a Windows laptop, c</w:t>
-      </w:r>
-      <w:r>
-        <w:t>loud VM, container or other host.</w:t>
+        <w:t>Imagine a user opens the RedDust mobile application and taps to begin a voice conversation with Syan. The phone must communicate with backend software to authenticate the user, retrieve a profile, initialize a session and negotiate a WebRTC connection.</w:t>
+      </w:r>
+    </w:p>
+    <w:p>
+      <w:r>
+        <w:t>A client initiates requests; a server listens for requests, runs application logic and returns responses. A web server is software, not necessarily a separate computer: it can run on a Windows laptop, cloud VM, container or other host.</w:t>
       </w:r>
     </w:p>
     <w:p>
@@ -76,10 +65,7 @@
         <w:pStyle w:val="RedDustCode"/>
       </w:pPr>
       <w:r>
-        <w:t xml:space="preserve">MOBILE CLIENT  --HTTP request--&gt;  UVICORN / FASTAPI  --&gt; </w:t>
-      </w:r>
-      <w:r>
-        <w:t xml:space="preserve"> APPLICATION LOGIC</w:t>
+        <w:t>MOBILE CLIENT  --HTTP request--&gt;  UVICORN / FASTAPI  --&gt;  APPLICATION LOGIC</w:t>
       </w:r>
     </w:p>
     <w:p>
@@ -105,7 +91,7 @@
         <w:tblLook w:val="04A0" w:firstRow="1" w:lastRow="0" w:firstColumn="1" w:lastColumn="0" w:noHBand="0" w:noVBand="1"/>
       </w:tblPr>
       <w:tblGrid>
-        <w:gridCol w:w="9706"/>
+        <w:gridCol w:w="9696"/>
       </w:tblGrid>
       <w:tr>
         <w:tc>
@@ -149,10 +135,7 @@
         <w:pStyle w:val="Caption"/>
       </w:pPr>
       <w:r>
-        <w:t>Future ChatGPT image-generati</w:t>
-      </w:r>
-      <w:r>
-        <w:t>on prompt:</w:t>
+        <w:t>Future ChatGPT image-generation prompt:</w:t>
       </w:r>
     </w:p>
     <w:p>
@@ -160,13 +143,7 @@
         <w:pStyle w:val="DiagramPrompt"/>
       </w:pPr>
       <w:r>
-        <w:t>Create a presentation-ready landscape architecture explainer titled “DIAGRAM WS-01: RedDust Client–Server Request and Response”. White background, dark-blue headings, restrained Google Cloud visual style. Show Android/iOS RedDust mobile app → HT</w:t>
-      </w:r>
-      <w:r>
-        <w:t>TPS request → Uvicorn HTTP server → FastAPI route and business logic → optional PostgreSQL database, followed by response in reverse. Distinguish client, server software and database. Include labels for JSON request, processing and JSON response; no invent</w:t>
-      </w:r>
-      <w:r>
-        <w:t>ed infrastructure.</w:t>
+        <w:t>Create a presentation-ready landscape architecture explainer titled “DIAGRAM WS-01: RedDust Client–Server Request and Response”. White background, dark-blue headings, restrained Google Cloud visual style. Show Android/iOS RedDust mobile app → HTTPS request → Uvicorn HTTP server → FastAPI route and business logic → optional PostgreSQL database, followed by response in reverse. Distinguish client, server software and database. Include labels for JSON request, processing and JSON response; no invented infrastructure.</w:t>
       </w:r>
     </w:p>
     <w:p>
@@ -179,10 +156,7 @@
     </w:p>
     <w:p>
       <w:r>
-        <w:t>The client requests a resource or operation; the server decides whether and how to fulfill it. Clients include web browsers, React Native apps and other backend services. Servers include authentic</w:t>
-      </w:r>
-      <w:r>
-        <w:t>ation APIs, payment APIs and the RedDust Gateway.</w:t>
+        <w:t>The client requests a resource or operation; the server decides whether and how to fulfill it. Clients include web browsers, React Native apps and other backend services. Servers include authentication APIs, payment APIs and the RedDust Gateway.</w:t>
       </w:r>
     </w:p>
     <w:p>
@@ -265,18 +239,12 @@
         <w:pStyle w:val="Heading2"/>
       </w:pPr>
       <w:r>
-        <w:t xml:space="preserve">3.1 — </w:t>
-      </w:r>
-      <w:r>
-        <w:t>IP Addresses</w:t>
-      </w:r>
-    </w:p>
-    <w:p>
-      <w:r>
-        <w:t xml:space="preserve">An IP address identifies a network interface. For example, 192.168.1.20 might be a developer laptop and 192.168.1.35 an Android phone on the same private Wi-Fi network. These addresses are examples only. The devices must have a usable network </w:t>
-      </w:r>
-      <w:r>
-        <w:t>path to communicate.</w:t>
+        <w:t>3.1 — IP Addresses</w:t>
+      </w:r>
+    </w:p>
+    <w:p>
+      <w:r>
+        <w:t>An IP address identifies a network interface. For example, 192.168.1.20 might be a developer laptop and 192.168.1.35 an Android phone on the same private Wi-Fi network. These addresses are examples only. The devices must have a usable network path to communicate.</w:t>
       </w:r>
     </w:p>
     <w:p>
@@ -348,10 +316,7 @@
           </w:tcPr>
           <w:p>
             <w:r>
-              <w:t>8081 / TC</w:t>
-            </w:r>
-            <w:r>
-              <w:t>P</w:t>
+              <w:t>8081 / TCP</w:t>
             </w:r>
           </w:p>
         </w:tc>
@@ -491,10 +456,7 @@
               <w:cnfStyle w:val="000000100000" w:firstRow="0" w:lastRow="0" w:firstColumn="0" w:lastColumn="0" w:oddVBand="0" w:evenVBand="0" w:oddHBand="1" w:evenHBand="0" w:firstRowFirstColumn="0" w:firstRowLastColumn="0" w:lastRowFirstColumn="0" w:lastRowLastColumn="0"/>
             </w:pPr>
             <w:r>
-              <w:t xml:space="preserve">WebRTC encrypted media </w:t>
-            </w:r>
-            <w:r>
-              <w:t>connectivity</w:t>
+              <w:t>WebRTC encrypted media connectivity</w:t>
             </w:r>
           </w:p>
         </w:tc>
@@ -532,10 +494,7 @@
     </w:p>
     <w:p>
       <w:r>
-        <w:t>TCP provides a reliable, ordered byte stream. HT</w:t>
-      </w:r>
-      <w:r>
-        <w:t>TP/1.1 and HTTP/2 commonly use TCP. UDP carries datagrams without providing TCP-style reliability or ordering by itself. WebRTC media typically uses UDP when the network permits; HTTP/3 uses QUIC over UDP.</w:t>
+        <w:t>TCP provides a reliable, ordered byte stream. HTTP/1.1 and HTTP/2 commonly use TCP. UDP carries datagrams without providing TCP-style reliability or ordering by itself. WebRTC media typically uses UDP when the network permits; HTTP/3 uses QUIC over UDP.</w:t>
       </w:r>
     </w:p>
     <w:p>
@@ -548,10 +507,7 @@
     </w:p>
     <w:p>
       <w:r>
-        <w:t>HTTP specifies request and re</w:t>
-      </w:r>
-      <w:r>
-        <w:t>sponse semantics. HTTPS protects HTTP communication using TLS, including confidentiality, integrity and server authentication. Local experiments may use plain HTTP on trusted networks; authenticated production APIs should use HTTPS.</w:t>
+        <w:t>HTTP specifies request and response semantics. HTTPS protects HTTP communication using TLS, including confidentiality, integrity and server authentication. Local experiments may use plain HTTP on trusted networks; authenticated production APIs should use HTTPS.</w:t>
       </w:r>
     </w:p>
     <w:p>
@@ -559,10 +515,7 @@
         <w:pStyle w:val="Heading3"/>
       </w:pPr>
       <w:r>
-        <w:t>DIAGRAM PLACEHOLDER — W</w:t>
-      </w:r>
-      <w:r>
-        <w:t>S-02: From URL to Listening Service</w:t>
+        <w:t>DIAGRAM PLACEHOLDER — WS-02: From URL to Listening Service</w:t>
       </w:r>
     </w:p>
     <w:tbl>
@@ -572,7 +525,7 @@
         <w:tblLook w:val="04A0" w:firstRow="1" w:lastRow="0" w:firstColumn="1" w:lastColumn="0" w:noHBand="0" w:noVBand="1"/>
       </w:tblPr>
       <w:tblGrid>
-        <w:gridCol w:w="9706"/>
+        <w:gridCol w:w="9696"/>
       </w:tblGrid>
       <w:tr>
         <w:tc>
@@ -625,13 +578,7 @@
         <w:pStyle w:val="DiagramPrompt"/>
       </w:pPr>
       <w:r>
-        <w:t>Create a landscape technical diagram titled “DIAGRAM WS-02: From URL to Listening Service”. Show client URL broken</w:t>
-      </w:r>
-      <w:r>
-        <w:t xml:space="preserve"> into scheme (https), host (api.reddust.example), port (443) and path (/api/users/123); DNS resolving host, network reaching the server IP, operating system routing traffic to listening port, and Uvicorn serving FastAPI. Include small TCP versus UDP compar</w:t>
-      </w:r>
-      <w:r>
-        <w:t>ison and labels Metro :8081, Gateway :8000, HTTPS :443. White background, dark-blue headings, clean arrows.</w:t>
+        <w:t>Create a landscape technical diagram titled “DIAGRAM WS-02: From URL to Listening Service”. Show client URL broken into scheme (https), host (api.reddust.example), port (443) and path (/api/users/123); DNS resolving host, network reaching the server IP, operating system routing traffic to listening port, and Uvicorn serving FastAPI. Include small TCP versus UDP comparison and labels Metro :8081, Gateway :8000, HTTPS :443. White background, dark-blue headings, clean arrows.</w:t>
       </w:r>
     </w:p>
     <w:p>
@@ -644,10 +591,7 @@
     </w:p>
     <w:p>
       <w:r>
-        <w:t>A request contains a method, target/path, protocol information, headers and optionally a body. A POST commonly include</w:t>
-      </w:r>
-      <w:r>
-        <w:t>s a JSON body; a normal GET usually does not.</w:t>
+        <w:t>A request contains a method, target/path, protocol information, headers and optionally a body. A POST commonly includes a JSON body; a normal GET usually does not.</w:t>
       </w:r>
     </w:p>
     <w:p>
@@ -765,10 +709,7 @@
               <w:cnfStyle w:val="000000100000" w:firstRow="0" w:lastRow="0" w:firstColumn="0" w:lastColumn="0" w:oddVBand="0" w:evenVBand="0" w:oddHBand="1" w:evenHBand="0" w:firstRowFirstColumn="0" w:firstRowLastColumn="0" w:lastRowFirstColumn="0" w:lastRowLastColumn="0"/>
             </w:pPr>
             <w:r>
-              <w:t>HTTP method expressing requeste</w:t>
-            </w:r>
-            <w:r>
-              <w:t>d action</w:t>
+              <w:t>HTTP method expressing requested action</w:t>
             </w:r>
           </w:p>
         </w:tc>
@@ -958,10 +899,7 @@
         <w:pStyle w:val="RedDustCode"/>
       </w:pPr>
       <w:r>
-        <w:t xml:space="preserve">  "session_id": </w:t>
-      </w:r>
-      <w:r>
-        <w:t>"session-001",</w:t>
+        <w:t xml:space="preserve">  "session_id": "session-001",</w:t>
       </w:r>
     </w:p>
     <w:p>
@@ -1148,10 +1086,7 @@
               <w:cnfStyle w:val="000000000000" w:firstRow="0" w:lastRow="0" w:firstColumn="0" w:lastColumn="0" w:oddVBand="0" w:evenVBand="0" w:oddHBand="0" w:evenHBand="0" w:firstRowFirstColumn="0" w:firstRowLastColumn="0" w:lastRowFirstColumn="0" w:lastRowLastColumn="0"/>
             </w:pPr>
             <w:r>
-              <w:t xml:space="preserve">Create a </w:t>
-            </w:r>
-            <w:r>
-              <w:t>conversation session</w:t>
+              <w:t>Create a conversation session</w:t>
             </w:r>
           </w:p>
         </w:tc>
@@ -1306,10 +1241,7 @@
     </w:p>
     <w:p>
       <w:r>
-        <w:t xml:space="preserve">GET retrieves a resource. It is a safe </w:t>
-      </w:r>
-      <w:r>
-        <w:t>method: a client should not request a state-changing action through GET, although routine logging or metrics may still occur.</w:t>
+        <w:t>GET retrieves a resource. It is a safe method: a client should not request a state-changing action through GET, although routine logging or metrics may still occur.</w:t>
       </w:r>
     </w:p>
     <w:p>
@@ -1359,10 +1291,7 @@
         <w:pStyle w:val="RedDustCode"/>
       </w:pPr>
       <w:r>
-        <w:t>{"user_id":123,"display_nam</w:t>
-      </w:r>
-      <w:r>
-        <w:t>e":"Kim"}</w:t>
+        <w:t>{"user_id":123,"display_name":"Kim"}</w:t>
       </w:r>
     </w:p>
     <w:p>
@@ -1420,10 +1349,7 @@
     </w:p>
     <w:p>
       <w:r>
-        <w:t>POST submits data for processing and is commonly used to create reso</w:t>
-      </w:r>
-      <w:r>
-        <w:t>urces or trigger actions. POST is not inherently idempotent: the same request may create multiple resources unless the API implements safeguards.</w:t>
+        <w:t>POST submits data for processing and is commonly used to create resources or trigger actions. POST is not inherently idempotent: the same request may create multiple resources unless the API implements safeguards.</w:t>
       </w:r>
     </w:p>
     <w:p>
@@ -1473,10 +1399,7 @@
         <w:pStyle w:val="RedDustCode"/>
       </w:pPr>
       <w:r>
-        <w:t>Locati</w:t>
-      </w:r>
-      <w:r>
-        <w:t>on: /api/sessions/session-001</w:t>
+        <w:t>Location: /api/sessions/session-001</w:t>
       </w:r>
     </w:p>
     <w:p>
@@ -1581,10 +1504,7 @@
     </w:p>
     <w:p>
       <w:r>
-        <w:t>This introductory code returns a fixed example ID. A real session service gener</w:t>
-      </w:r>
-      <w:r>
-        <w:t>ates and stores unique IDs and applies authorization.</w:t>
+        <w:t>This introductory code returns a fixed example ID. A real session service generates and stores unique IDs and applies authorization.</w:t>
       </w:r>
     </w:p>
     <w:p>
@@ -1597,10 +1517,7 @@
     </w:p>
     <w:p>
       <w:r>
-        <w:t>PUT creates or replaces the state of the resource identified by the URL. PUT is idempotent in its intended effect: repeating the same request should leave the requested resource in the same st</w:t>
-      </w:r>
-      <w:r>
-        <w:t>ate.</w:t>
+        <w:t>PUT creates or replaces the state of the resource identified by the URL. PUT is idempotent in its intended effect: repeating the same request should leave the requested resource in the same state.</w:t>
       </w:r>
     </w:p>
     <w:p>
@@ -1643,10 +1560,7 @@
     </w:p>
     <w:p>
       <w:r>
-        <w:t>PATCH applies partial modifications. Its idempotency depends on the patch format and operation. Under JSON Merge Patch semantics, chan</w:t>
-      </w:r>
-      <w:r>
-        <w:t>ging one field need not replace the whole object.</w:t>
+        <w:t>PATCH applies partial modifications. Its idempotency depends on the patch format and operation. Under JSON Merge Patch semantics, changing one field need not replace the whole object.</w:t>
       </w:r>
     </w:p>
     <w:p>
@@ -1688,10 +1602,7 @@
     </w:p>
     <w:p>
       <w:r>
-        <w:t>DELETE requests removal of a resource. Its intended resource effect is idempotent, even i</w:t>
-      </w:r>
-      <w:r>
-        <w:t>f later response status codes differ.</w:t>
+        <w:t>DELETE requests removal of a resource. Its intended resource effect is idempotent, even if later response status codes differ.</w:t>
       </w:r>
     </w:p>
     <w:p>
@@ -1730,7 +1641,7 @@
         <w:tblLook w:val="04A0" w:firstRow="1" w:lastRow="0" w:firstColumn="1" w:lastColumn="0" w:noHBand="0" w:noVBand="1"/>
       </w:tblPr>
       <w:tblGrid>
-        <w:gridCol w:w="9706"/>
+        <w:gridCol w:w="9696"/>
       </w:tblGrid>
       <w:tr>
         <w:tc>
@@ -1774,10 +1685,7 @@
         <w:pStyle w:val="Caption"/>
       </w:pPr>
       <w:r>
-        <w:t>Future ChatGPT image-generation</w:t>
-      </w:r>
-      <w:r>
-        <w:t xml:space="preserve"> prompt:</w:t>
+        <w:t>Future ChatGPT image-generation prompt:</w:t>
       </w:r>
     </w:p>
     <w:p>
@@ -1785,13 +1693,7 @@
         <w:pStyle w:val="DiagramPrompt"/>
       </w:pPr>
       <w:r>
-        <w:t>Create a presentation-ready landscape teaching infographic titled “DIAGRAM WS-03: GET, POST, PUT, PATCH and DELETE”. Draw one shared REST resource model /api/sessions and show five color-neutral method lanes: GET read, POST create, PUT replace, PA</w:t>
-      </w:r>
-      <w:r>
-        <w:t>TCH partial update, DELETE remove. For each use a RedDust user/session example, small request and result. Add captions “GET is safe”, “PUT/DELETE are idempotent”, “POST usually is not”, “PATCH depends on operation”. White background, dark-blue headers, leg</w:t>
-      </w:r>
-      <w:r>
-        <w:t>ible for Word.</w:t>
+        <w:t>Create a presentation-ready landscape teaching infographic titled “DIAGRAM WS-03: GET, POST, PUT, PATCH and DELETE”. Draw one shared REST resource model /api/sessions and show five color-neutral method lanes: GET read, POST create, PUT replace, PATCH partial update, DELETE remove. For each use a RedDust user/session example, small request and result. Add captions “GET is safe”, “PUT/DELETE are idempotent”, “POST usually is not”, “PATCH depends on operation”. White background, dark-blue headers, legible for Word.</w:t>
       </w:r>
     </w:p>
     <w:p>
@@ -2566,7 +2468,7 @@
         <w:tblLook w:val="04A0" w:firstRow="1" w:lastRow="0" w:firstColumn="1" w:lastColumn="0" w:noHBand="0" w:noVBand="1"/>
       </w:tblPr>
       <w:tblGrid>
-        <w:gridCol w:w="9706"/>
+        <w:gridCol w:w="9696"/>
       </w:tblGrid>
       <w:tr>
         <w:tc>
@@ -2618,13 +2520,7 @@
         <w:pStyle w:val="DiagramPrompt"/>
       </w:pPr>
       <w:r>
-        <w:t xml:space="preserve">Create a clean Word-ready landscape reference diagram titled “DIAGRAM WS-04: </w:t>
-      </w:r>
-      <w:r>
-        <w:t>HTTP Response Anatomy and Status Codes”. Left: raw HTTP response divided into status line, headers, JSON body. Right: five horizontal category strips 1xx through 5xx with short descriptions and representative codes, including 401 versus 403, and 422 for Fa</w:t>
-      </w:r>
-      <w:r>
-        <w:t>stAPI input validation. White background, dark-blue section headers, restrained accent colors.</w:t>
+        <w:t>Create a clean Word-ready landscape reference diagram titled “DIAGRAM WS-04: HTTP Response Anatomy and Status Codes”. Left: raw HTTP response divided into status line, headers, JSON body. Right: five horizontal category strips 1xx through 5xx with short descriptions and representative codes, including 401 versus 403, and 422 for FastAPI input validation. White background, dark-blue section headers, restrained accent colors.</w:t>
       </w:r>
     </w:p>
     <w:p>
@@ -2637,10 +2533,7 @@
     </w:p>
     <w:p>
       <w:r>
-        <w:t>REST (Representational State Transfer) is an architectural style for networked systems. A REST API uses resources identified by URLs and a</w:t>
-      </w:r>
-      <w:r>
-        <w:t xml:space="preserve"> uniform interface often based on HTTP methods. An API is not automatically RESTful merely because it accepts JSON.</w:t>
+        <w:t>REST (Representational State Transfer) is an architectural style for networked systems. A REST API uses resources identified by URLs and a uniform interface often based on HTTP methods. An API is not automatically RESTful merely because it accepts JSON.</w:t>
       </w:r>
     </w:p>
     <w:p>
@@ -2680,10 +2573,7 @@
         <w:pStyle w:val="RedDustCode"/>
       </w:pPr>
       <w:r>
-        <w:t>DELETE /api/sessions/session-00</w:t>
-      </w:r>
-      <w:r>
-        <w:t>1</w:t>
+        <w:t>DELETE /api/sessions/session-001</w:t>
       </w:r>
     </w:p>
     <w:p>
@@ -2702,10 +2592,7 @@
     </w:p>
     <w:p>
       <w:r>
-        <w:t>Statelessness: a request carries enough context to be interpreted independently. This does not ban data</w:t>
-      </w:r>
-      <w:r>
-        <w:t>bases, persisted session records or long-lived connections used by other protocols.</w:t>
+        <w:t>Statelessness: a request carries enough context to be interpreted independently. This does not ban databases, persisted session records or long-lived connections used by other protocols.</w:t>
       </w:r>
     </w:p>
     <w:p>
@@ -2715,10 +2602,7 @@
     </w:p>
     <w:p>
       <w:r>
-        <w:t>Cacheability and layering: responses com</w:t>
-      </w:r>
-      <w:r>
-        <w:t>municate caching rules, and intermediaries such as gateways or proxies may exist.</w:t>
+        <w:t>Cacheability and layering: responses communicate caching rules, and intermediaries such as gateways or proxies may exist.</w:t>
       </w:r>
     </w:p>
     <w:p>
@@ -2731,10 +2615,7 @@
     </w:p>
     <w:p>
       <w:r>
-        <w:t>RedDust’s POST /offer endpoint receives an SDP offer and returns an SDP answer. This is an HTTP signalling API, but it is operation-oriented ra</w:t>
-      </w:r>
-      <w:r>
-        <w:t>ther than a conventional resource-oriented REST endpoint. HTTP is the protocol; REST is one design style used over it.</w:t>
+        <w:t>RedDust’s POST /offer endpoint receives an SDP offer and returns an SDP answer. This is an HTTP signalling API, but it is operation-oriented rather than a conventional resource-oriented REST endpoint. HTTP is the protocol; REST is one design style used over it.</w:t>
       </w:r>
     </w:p>
     <w:p>
@@ -2752,7 +2633,7 @@
         <w:tblLook w:val="04A0" w:firstRow="1" w:lastRow="0" w:firstColumn="1" w:lastColumn="0" w:noHBand="0" w:noVBand="1"/>
       </w:tblPr>
       <w:tblGrid>
-        <w:gridCol w:w="9706"/>
+        <w:gridCol w:w="9696"/>
       </w:tblGrid>
       <w:tr>
         <w:tc>
@@ -2764,10 +2645,7 @@
               <w:jc w:val="center"/>
             </w:pPr>
             <w:r>
-              <w:t>RESERVED SPACE FOR FUTURE ARCHITECTURE / TRAINING DIAG</w:t>
-            </w:r>
-            <w:r>
-              <w:t>RAM</w:t>
+              <w:t>RESERVED SPACE FOR FUTURE ARCHITECTURE / TRAINING DIAGRAM</w:t>
             </w:r>
             <w:r>
               <w:br/>
@@ -2807,10 +2685,7 @@
         <w:pStyle w:val="DiagramPrompt"/>
       </w:pPr>
       <w:r>
-        <w:t>Create a technical comparison diagram titled “DIAGRAM WS-05: REST Resources versus HTTP Operations”. Left column: REST resource /api/sessions with GET POST PATCH DELETE and state representations; right co</w:t>
-      </w:r>
-      <w:r>
-        <w:t>lumn: RedDust POST /offer signalling operation, SDP offer → SDP answer. At bottom banner “HTTP is a protocol; REST is an architectural style.” Clean landscape white background, dark-blue title and headings.</w:t>
+        <w:t>Create a technical comparison diagram titled “DIAGRAM WS-05: REST Resources versus HTTP Operations”. Left column: REST resource /api/sessions with GET POST PATCH DELETE and state representations; right column: RedDust POST /offer signalling operation, SDP offer → SDP answer. At bottom banner “HTTP is a protocol; REST is an architectural style.” Clean landscape white background, dark-blue title and headings.</w:t>
       </w:r>
     </w:p>
     <w:p>
@@ -2823,18 +2698,12 @@
     </w:p>
     <w:p>
       <w:r>
-        <w:t>Whe</w:t>
-      </w:r>
-      <w:r>
-        <w:t>n the phone sends POST /offer, several layers cooperate. The HTTP exchange negotiates the session; it does not itself transport continuous microphone audio.</w:t>
-      </w:r>
-    </w:p>
-    <w:p>
-      <w:r>
-        <w:t>STEP 1 — Client identifies the server and connects: Determine DNS/IP/port, establish TCP and option</w:t>
-      </w:r>
-      <w:r>
-        <w:t>ally TLS.</w:t>
+        <w:t>When the phone sends POST /offer, several layers cooperate. The HTTP exchange negotiates the session; it does not itself transport continuous microphone audio.</w:t>
+      </w:r>
+    </w:p>
+    <w:p>
+      <w:r>
+        <w:t>STEP 1 — Client identifies the server and connects: Determine DNS/IP/port, establish TCP and optionally TLS.</w:t>
       </w:r>
     </w:p>
     <w:p>
@@ -2849,10 +2718,7 @@
     </w:p>
     <w:p>
       <w:r>
-        <w:t>STEP 4 — FastAPI matches route: Method</w:t>
-      </w:r>
-      <w:r>
-        <w:t xml:space="preserve"> POST and path /offer select the registered handler.</w:t>
+        <w:t>STEP 4 — FastAPI matches route: Method POST and path /offer select the registered handler.</w:t>
       </w:r>
     </w:p>
     <w:p>
@@ -2862,10 +2728,7 @@
     </w:p>
     <w:p>
       <w:r>
-        <w:t>STEP 6 — Backend logic executes: aiortc receives SDP offer, creates PeerConnection and</w:t>
-      </w:r>
-      <w:r>
-        <w:t xml:space="preserve"> prepares an answer.</w:t>
+        <w:t>STEP 6 — Backend logic executes: aiortc receives SDP offer, creates PeerConnection and prepares an answer.</w:t>
       </w:r>
     </w:p>
     <w:p>
@@ -2880,10 +2743,7 @@
     </w:p>
     <w:p>
       <w:r>
-        <w:t>STEP 9 — Phone continues WebRTC setup: setRemoteDescription(answer), ICE/</w:t>
-      </w:r>
-      <w:r>
-        <w:t>DTLS negotiation, then encrypted media.</w:t>
+        <w:t>STEP 9 — Phone continues WebRTC setup: setRemoteDescription(answer), ICE/DTLS negotiation, then encrypted media.</w:t>
       </w:r>
     </w:p>
     <w:p>
@@ -2902,7 +2762,7 @@
         <w:tblLook w:val="04A0" w:firstRow="1" w:lastRow="0" w:firstColumn="1" w:lastColumn="0" w:noHBand="0" w:noVBand="1"/>
       </w:tblPr>
       <w:tblGrid>
-        <w:gridCol w:w="9706"/>
+        <w:gridCol w:w="9696"/>
       </w:tblGrid>
       <w:tr>
         <w:tc>
@@ -2954,13 +2814,7 @@
         <w:pStyle w:val="DiagramPrompt"/>
       </w:pPr>
       <w:r>
-        <w:t>Create a presentation-ready numbere</w:t>
-      </w:r>
-      <w:r>
-        <w:t>d sequence diagram titled “DIAGRAM WS-06: How POST /offer Is Served”. Show RedDust phone → network/TCP → operating system listening socket :8000 → Uvicorn ASGI server → FastAPI route validation → Python aiortc negotiation → JSON SDP answer, with return arr</w:t>
-      </w:r>
-      <w:r>
-        <w:t>ows. Then show a separate dashed lane for subsequent ICE, DTLS and SRTP audio, clearly NOT inside repeated HTTP calls. White background, dark-blue section labels, numbered steps 1–9.</w:t>
+        <w:t>Create a presentation-ready numbered sequence diagram titled “DIAGRAM WS-06: How POST /offer Is Served”. Show RedDust phone → network/TCP → operating system listening socket :8000 → Uvicorn ASGI server → FastAPI route validation → Python aiortc negotiation → JSON SDP answer, with return arrows. Then show a separate dashed lane for subsequent ICE, DTLS and SRTP audio, clearly NOT inside repeated HTTP calls. White background, dark-blue section labels, numbered steps 1–9.</w:t>
       </w:r>
     </w:p>
     <w:p>
@@ -3153,10 +3007,7 @@
           </w:tcPr>
           <w:p>
             <w:r>
-              <w:t>Pydantic / Pydantic</w:t>
-            </w:r>
-            <w:r>
-              <w:t xml:space="preserve"> Core</w:t>
+              <w:t>Pydantic / Pydantic Core</w:t>
             </w:r>
           </w:p>
         </w:tc>
@@ -3250,13 +3101,7 @@
     </w:p>
     <w:p>
       <w:r>
-        <w:t xml:space="preserve">This command runs Uvicorn with the </w:t>
-      </w:r>
-      <w:r>
-        <w:t>current Python interpreter, imports the ASGI object app from app/main.py, binds to all local IPv4 interfaces, and listens on TCP port 8000. The import path must match the real project structure; firewall/network settings still control external reachability</w:t>
-      </w:r>
-      <w:r>
-        <w:t>.</w:t>
+        <w:t>This command runs Uvicorn with the current Python interpreter, imports the ASGI object app from app/main.py, binds to all local IPv4 interfaces, and listens on TCP port 8000. The import path must match the real project structure; firewall/network settings still control external reachability.</w:t>
       </w:r>
     </w:p>
     <w:p>
@@ -3274,7 +3119,7 @@
         <w:tblLook w:val="04A0" w:firstRow="1" w:lastRow="0" w:firstColumn="1" w:lastColumn="0" w:noHBand="0" w:noVBand="1"/>
       </w:tblPr>
       <w:tblGrid>
-        <w:gridCol w:w="9706"/>
+        <w:gridCol w:w="9696"/>
       </w:tblGrid>
       <w:tr>
         <w:tc>
@@ -3326,17 +3171,11 @@
         <w:pStyle w:val="DiagramPrompt"/>
       </w:pPr>
       <w:r>
-        <w:t>Create a landscape layered-stack diagram titled “DIAGRAM WS-07: RedDust Python HTTP and Media</w:t>
-      </w:r>
-      <w:r>
-        <w:t xml:space="preserve"> Stack”. Layers: network and TCP :8000; Uvicorn; ASGI; FastAPI endpoints and validation; Python business logic; aiortc and PyAV. Show Pydantic Core beside FastAPI as </w:t>
+        <w:t xml:space="preserve">Create a landscape layered-stack diagram titled “DIAGRAM WS-07: RedDust Python HTTP and Media Stack”. Layers: network and TCP :8000; Uvicorn; ASGI; FastAPI endpoints and validation; Python business logic; aiortc and PyAV. Show Pydantic Core beside FastAPI as </w:t>
       </w:r>
       <w:r>
         <w:lastRenderedPageBreak/>
-        <w:t>request/response validation. Distinguish HTTP request path from aiortc media path. White b</w:t>
-      </w:r>
-      <w:r>
-        <w:t>ackground, restrained professional GCP-style graphics.</w:t>
+        <w:t>request/response validation. Distinguish HTTP request path from aiortc media path. White background, restrained professional GCP-style graphics.</w:t>
       </w:r>
     </w:p>
     <w:p>
@@ -3349,10 +3188,7 @@
     </w:p>
     <w:p>
       <w:r>
-        <w:t>A backend handles multiple users and operations. Python async/await allows tasks to cooperate while waiting for I/O such as network responses or database que</w:t>
-      </w:r>
-      <w:r>
-        <w:t>ries. It does not make blocking CPU-intensive operations automatically parallel.</w:t>
+        <w:t>A backend handles multiple users and operations. Python async/await allows tasks to cooperate while waiting for I/O such as network responses or database queries. It does not make blocking CPU-intensive operations automatically parallel.</w:t>
       </w:r>
     </w:p>
     <w:p>
@@ -3381,10 +3217,7 @@
     </w:p>
     <w:p>
       <w:r>
-        <w:t>In RedDust, asynchronous programming is particularly useful because signalling, network state and media pro</w:t>
-      </w:r>
-      <w:r>
-        <w:t>cessing may be active concurrently. Blocking the event loop can delay other tasks.</w:t>
+        <w:t>In RedDust, asynchronous programming is particularly useful because signalling, network state and media processing may be active concurrently. Blocking the event loop can delay other tasks.</w:t>
       </w:r>
     </w:p>
     <w:p>
@@ -3397,10 +3230,7 @@
     </w:p>
     <w:p>
       <w:r>
-        <w:t>Authentication verifies who is calling. Authorization determines which resources the caller can access. An authenticated R</w:t>
-      </w:r>
-      <w:r>
-        <w:t>edDust API may receive a RedDust-issued access token derived from the platform login flow and must validate it before returning user-specific data.</w:t>
+        <w:t>Authentication verifies who is calling. Authorization determines which resources the caller can access. An authenticated RedDust API may receive a RedDust-issued access token derived from the platform login flow and must validate it before returning user-specific data.</w:t>
       </w:r>
     </w:p>
     <w:p>
@@ -3429,10 +3259,7 @@
     </w:p>
     <w:p>
       <w:r>
-        <w:t>Use HTTPS for prod</w:t>
-      </w:r>
-      <w:r>
-        <w:t>uction API traffic, validate inputs, rate-limit sensitive endpoints, monitor logs and apply least-privilege database/cloud access. Never embed database passwords, private service-account keys or server secrets in client-side React Native code.</w:t>
+        <w:t>Use HTTPS for production API traffic, validate inputs, rate-limit sensitive endpoints, monitor logs and apply least-privilege database/cloud access. Never embed database passwords, private service-account keys or server secrets in client-side React Native code.</w:t>
       </w:r>
     </w:p>
     <w:p>
@@ -3440,10 +3267,7 @@
         <w:pStyle w:val="Heading3"/>
       </w:pPr>
       <w:r>
-        <w:t>DIAGRAM PLAC</w:t>
-      </w:r>
-      <w:r>
-        <w:t>EHOLDER — WS-08: Authentication versus Authorization</w:t>
+        <w:t>DIAGRAM PLACEHOLDER — WS-08: Authentication versus Authorization</w:t>
       </w:r>
     </w:p>
     <w:tbl>
@@ -3453,7 +3277,7 @@
         <w:tblLook w:val="04A0" w:firstRow="1" w:lastRow="0" w:firstColumn="1" w:lastColumn="0" w:noHBand="0" w:noVBand="1"/>
       </w:tblPr>
       <w:tblGrid>
-        <w:gridCol w:w="9706"/>
+        <w:gridCol w:w="9696"/>
       </w:tblGrid>
       <w:tr>
         <w:tc>
@@ -3505,13 +3329,7 @@
         <w:pStyle w:val="DiagramPrompt"/>
       </w:pPr>
       <w:r>
-        <w:t>Create a Word-ready landscape security explainer titled “DIAGRAM WS-08: API Authentication and Au</w:t>
-      </w:r>
-      <w:r>
-        <w:t xml:space="preserve">thorization”. Show RedDust phone with access token → HTTPS API → token verification (“Who are you?”) → permission/resource check (“Are you allowed?”) → protected user profile / session service. Distinguish 401 for authentication failure and 403 for denied </w:t>
-      </w:r>
-      <w:r>
-        <w:t>permission. Include secret-handling banner “No backend secrets in mobile app”. White background, dark-blue headers.</w:t>
+        <w:t>Create a Word-ready landscape security explainer titled “DIAGRAM WS-08: API Authentication and Authorization”. Show RedDust phone with access token → HTTPS API → token verification (“Who are you?”) → permission/resource check (“Are you allowed?”) → protected user profile / session service. Distinguish 401 for authentication failure and 403 for denied permission. Include secret-handling banner “No backend secrets in mobile app”. White background, dark-blue headers.</w:t>
       </w:r>
     </w:p>
     <w:p>
@@ -3524,10 +3342,7 @@
     </w:p>
     <w:p>
       <w:r>
-        <w:t xml:space="preserve">FastAPI can expose auto-generated OpenAPI documentation through Swagger UI at /docs and ReDoc at /redoc, </w:t>
-      </w:r>
-      <w:r>
-        <w:t>when enabled. The API should also be tested independently of the mobile application to isolate client, network and backend failures.</w:t>
+        <w:t>FastAPI can expose auto-generated OpenAPI documentation through Swagger UI at /docs and ReDoc at /redoc, when enabled. The API should also be tested independently of the mobile application to isolate client, network and backend failures.</w:t>
       </w:r>
     </w:p>
     <w:p>
@@ -3568,10 +3383,7 @@
         <w:pStyle w:val="RedDustCode"/>
       </w:pPr>
       <w:r>
-        <w:t xml:space="preserve">    -M</w:t>
-      </w:r>
-      <w:r>
-        <w:t>ethod Get</w:t>
+        <w:t xml:space="preserve">    -Method Get</w:t>
       </w:r>
     </w:p>
     <w:p>
@@ -3589,18 +3401,12 @@
     </w:p>
     <w:p>
       <w:r>
-        <w:t>The broader RedDust system includes separate responsibilities: mobile UI, auth</w:t>
-      </w:r>
-      <w:r>
-        <w:t>entication and identity APIs, session APIs, Python signalling Gateway, database persistence and WebRTC media. The identity/session component represents the evolving target architecture, not a claim that every endpoint is already deployed.</w:t>
-      </w:r>
-    </w:p>
-    <w:p>
-      <w:r>
-        <w:t>User authenticati</w:t>
-      </w:r>
-      <w:r>
-        <w:t>on: the application interacts with the appropriate authentication/identity service.</w:t>
+        <w:t>The broader RedDust system includes separate responsibilities: mobile UI, authentication and identity APIs, session APIs, Python signalling Gateway, database persistence and WebRTC media. The identity/session component represents the evolving target architecture, not a claim that every endpoint is already deployed.</w:t>
+      </w:r>
+    </w:p>
+    <w:p>
+      <w:r>
+        <w:t>User authentication: the application interacts with the appropriate authentication/identity service.</w:t>
       </w:r>
     </w:p>
     <w:p>
@@ -3615,10 +3421,7 @@
     </w:p>
     <w:p>
       <w:r>
-        <w:t>WebRTC negotiation: POST /offer excha</w:t>
-      </w:r>
-      <w:r>
-        <w:t>nges SDP information with the aiortc Gateway.</w:t>
+        <w:t>WebRTC negotiation: POST /offer exchanges SDP information with the aiortc Gateway.</w:t>
       </w:r>
     </w:p>
     <w:p>
@@ -3641,7 +3444,7 @@
         <w:tblLook w:val="04A0" w:firstRow="1" w:lastRow="0" w:firstColumn="1" w:lastColumn="0" w:noHBand="0" w:noVBand="1"/>
       </w:tblPr>
       <w:tblGrid>
-        <w:gridCol w:w="9706"/>
+        <w:gridCol w:w="9696"/>
       </w:tblGrid>
       <w:tr>
         <w:tc>
@@ -3653,10 +3456,7 @@
               <w:jc w:val="center"/>
             </w:pPr>
             <w:r>
-              <w:t>RESERVED SPACE FOR FUTURE ARCHITECTURE / T</w:t>
-            </w:r>
-            <w:r>
-              <w:t>RAINING DIAGRAM</w:t>
+              <w:t>RESERVED SPACE FOR FUTURE ARCHITECTURE / TRAINING DIAGRAM</w:t>
             </w:r>
             <w:r>
               <w:br/>
@@ -3696,13 +3496,7 @@
         <w:pStyle w:val="DiagramPrompt"/>
       </w:pPr>
       <w:r>
-        <w:t>Create a premium presentation-ready landscape system diagram titled “DIAGRAM WS-09: RedDust APIs versus Real-Time WebRTC Audio”. Show RedDust Android/iOS React Native app at left; HTTPS to a f</w:t>
-      </w:r>
-      <w:r>
-        <w:t xml:space="preserve">uture Identity/Session FastAPI service and PostgreSQL; separate HTTP POST /offer to Gateway FastAPI/Uvicorn; separate bidirectional encrypted WebRTC audio connection to Gateway aiortc. Label Metro :8081 as development JavaScript server, Gateway HTTP :8000 </w:t>
-      </w:r>
-      <w:r>
-        <w:t>local only, PostgreSQL :5432 internally. Use solid lines for HTTP/API, visually distinct arrows for SRTP media; mark future elements as planned. White background, dark-blue headers and clean cloud architecture styling.</w:t>
+        <w:t>Create a premium presentation-ready landscape system diagram titled “DIAGRAM WS-09: RedDust APIs versus Real-Time WebRTC Audio”. Show RedDust Android/iOS React Native app at left; HTTPS to a future Identity/Session FastAPI service and PostgreSQL; separate HTTP POST /offer to Gateway FastAPI/Uvicorn; separate bidirectional encrypted WebRTC audio connection to Gateway aiortc. Label Metro :8081 as development JavaScript server, Gateway HTTP :8000 local only, PostgreSQL :5432 internally. Use solid lines for HTTP/API, visually distinct arrows for SRTP media; mark future elements as planned. White background, dark-blue headers and clean cloud architecture styling.</w:t>
       </w:r>
     </w:p>
     <w:p>
@@ -3730,10 +3524,7 @@
     </w:p>
     <w:p>
       <w:r>
-        <w:t xml:space="preserve">• HTTP responses can </w:t>
-      </w:r>
-      <w:r>
-        <w:t>contain JSON, text, HTML, binaries, or no body.</w:t>
+        <w:t>• HTTP responses can contain JSON, text, HTML, binaries, or no body.</w:t>
       </w:r>
     </w:p>
     <w:p>
@@ -3753,10 +3544,7 @@
     </w:p>
     <w:p>
       <w:r>
-        <w:t xml:space="preserve">• </w:t>
-      </w:r>
-      <w:r>
-        <w:t>HTTP 200 from /offer does not prove ICE, DTLS or live audio have succeeded.</w:t>
+        <w:t>• HTTP 200 from /offer does not prove ICE, DTLS or live audio have succeeded.</w:t>
       </w:r>
     </w:p>
     <w:p>
@@ -3770,18 +3558,12 @@
     </w:p>
     <w:p>
       <w:r>
-        <w:t>After this chapter, developers should be able to explain client–server roles; IP addressing, ports and DNS; HTTP methods, requests, respon</w:t>
-      </w:r>
-      <w:r>
-        <w:t>ses and status codes; REST versus general HTTP APIs; Uvicorn/FastAPI/ASGI/Pydantic responsibilities; and the distinction between signalling and real-time WebRTC audio.</w:t>
-      </w:r>
-    </w:p>
-    <w:p>
-      <w:r>
-        <w:t>ESSENTIAL MENTAL MODEL: Client sends HTTP request → web server receives it → backend val</w:t>
-      </w:r>
-      <w:r>
-        <w:t>idates and processes it → optional database or service calls → HTTP response returns to client.</w:t>
+        <w:t>After this chapter, developers should be able to explain client–server roles; IP addressing, ports and DNS; HTTP methods, requests, responses and status codes; REST versus general HTTP APIs; Uvicorn/FastAPI/ASGI/Pydantic responsibilities; and the distinction between signalling and real-time WebRTC audio.</w:t>
+      </w:r>
+    </w:p>
+    <w:p>
+      <w:r>
+        <w:t>ESSENTIAL MENTAL MODEL: Client sends HTTP request → web server receives it → backend validates and processes it → optional database or service calls → HTTP response returns to client.</w:t>
       </w:r>
     </w:p>
     <w:p>
@@ -3794,10 +3576,78 @@
     </w:p>
     <w:p>
       <w:r>
-        <w:t>Generate WS-01 through WS-09 individually using the prompts above. Use landscape 16:9 or wide technical infographic proportio</w:t>
-      </w:r>
-      <w:r>
-        <w:t>ns, high-contrast labels and consistent navy/white styling. Replace each reserved placeholder with the completed diagram while retaining its caption.</w:t>
+        <w:t>Generate WS-01 through WS-09 individually using the prompts above. Use landscape 16:9 or wide technical infographic proportions, high-contrast labels and consistent navy/white styling. Replace each reserved placeholder with the completed diagram while retaining its caption.</w:t>
+      </w:r>
+    </w:p>
+    <w:p/>
+    <w:p/>
+    <w:p>
+      <w:proofErr w:type="spellStart"/>
+      <w:r>
+        <w:t>RestAPI</w:t>
+      </w:r>
+      <w:proofErr w:type="spellEnd"/>
+    </w:p>
+    <w:p>
+      <w:proofErr w:type="spellStart"/>
+      <w:r>
+        <w:t>MicroServices</w:t>
+      </w:r>
+      <w:proofErr w:type="spellEnd"/>
+      <w:r>
+        <w:t xml:space="preserve"> &amp; Service Discovery</w:t>
+      </w:r>
+    </w:p>
+    <w:p>
+      <w:r>
+        <w:t>Json</w:t>
+      </w:r>
+    </w:p>
+    <w:p>
+      <w:r>
+        <w:t>SQL Alchemy</w:t>
+      </w:r>
+    </w:p>
+    <w:p>
+      <w:r>
+        <w:t>Alembic</w:t>
+      </w:r>
+    </w:p>
+    <w:p>
+      <w:bookmarkStart w:id="0" w:name="_GoBack"/>
+      <w:r>
+        <w:t>RDBMS (PostgreSQL)</w:t>
+      </w:r>
+    </w:p>
+    <w:bookmarkEnd w:id="0"/>
+    <w:p>
+      <w:r>
+        <w:t>NoSQL databases</w:t>
+      </w:r>
+    </w:p>
+    <w:p>
+      <w:r>
+        <w:t>FastAPI</w:t>
+      </w:r>
+    </w:p>
+    <w:p>
+      <w:proofErr w:type="spellStart"/>
+      <w:r>
+        <w:t>NodeJS</w:t>
+      </w:r>
+      <w:proofErr w:type="spellEnd"/>
+      <w:r>
+        <w:t>/ Django</w:t>
+      </w:r>
+    </w:p>
+    <w:p>
+      <w:r>
+        <w:t>Spring Boot &amp; Hibernate.</w:t>
+      </w:r>
+    </w:p>
+    <w:p>
+      <w:r>
+        <w:t>Message Queues (Kafka)</w:t>
       </w:r>
     </w:p>
     <w:sectPr>
@@ -3884,10 +3734,7 @@
       <w:jc w:val="right"/>
     </w:pPr>
     <w:r>
-      <w:t>ANODIAM  /  REDDUST     •     ENGINE</w:t>
-    </w:r>
-    <w:r>
-      <w:t>ERING ONBOARDING</w:t>
+      <w:t>ANODIAM  /  REDDUST     •     ENGINEERING ONBOARDING</w:t>
     </w:r>
   </w:p>
 </w:hdr>
@@ -15817,7 +15664,7 @@
 </file>
 
 <file path=customXml/itemProps1.xml><?xml version="1.0" encoding="utf-8"?>
-<ds:datastoreItem xmlns:ds="http://schemas.openxmlformats.org/officeDocument/2006/customXml" ds:itemID="{7FF37577-EB05-4ABE-8E26-D0931C975D43}">
+<ds:datastoreItem xmlns:ds="http://schemas.openxmlformats.org/officeDocument/2006/customXml" ds:itemID="{1664D60D-0BF3-4013-8533-47809CB0A9CE}">
   <ds:schemaRefs>
     <ds:schemaRef ds:uri="http://schemas.openxmlformats.org/officeDocument/2006/bibliography"/>
   </ds:schemaRefs>
